--- a/Core Java - Day 6 - 25-08-2025.docx
+++ b/Core Java - Day 6 - 25-08-2025.docx
@@ -848,6 +848,384 @@
         <w:t xml:space="preserve"> :</w:t>
       </w:r>
       <w:proofErr w:type="gramEnd"/>
+    </w:p>
+    <w:p>
+      <w:pPr>
+        <w:rPr>
+          <w:sz w:val="28"/>
+          <w:szCs w:val="28"/>
+        </w:rPr>
+      </w:pPr>
+    </w:p>
+    <w:p>
+      <w:pPr>
+        <w:rPr>
+          <w:sz w:val="28"/>
+          <w:szCs w:val="28"/>
+        </w:rPr>
+      </w:pPr>
+      <w:proofErr w:type="gramStart"/>
+      <w:r>
+        <w:rPr>
+          <w:sz w:val="28"/>
+          <w:szCs w:val="28"/>
+        </w:rPr>
+        <w:t>Program :</w:t>
+      </w:r>
+      <w:proofErr w:type="gramEnd"/>
+      <w:r>
+        <w:rPr>
+          <w:sz w:val="28"/>
+          <w:szCs w:val="28"/>
+        </w:rPr>
+        <w:t xml:space="preserve"> set of instruction to perform a specific task. </w:t>
+      </w:r>
+    </w:p>
+    <w:p>
+      <w:pPr>
+        <w:rPr>
+          <w:sz w:val="28"/>
+          <w:szCs w:val="28"/>
+        </w:rPr>
+      </w:pPr>
+      <w:proofErr w:type="gramStart"/>
+      <w:r>
+        <w:rPr>
+          <w:sz w:val="28"/>
+          <w:szCs w:val="28"/>
+        </w:rPr>
+        <w:t>Processor :</w:t>
+      </w:r>
+      <w:proofErr w:type="gramEnd"/>
+      <w:r>
+        <w:rPr>
+          <w:sz w:val="28"/>
+          <w:szCs w:val="28"/>
+        </w:rPr>
+        <w:t xml:space="preserve"> processor is responsible to execute the code. </w:t>
+      </w:r>
+    </w:p>
+    <w:p>
+      <w:pPr>
+        <w:rPr>
+          <w:sz w:val="28"/>
+          <w:szCs w:val="28"/>
+        </w:rPr>
+      </w:pPr>
+      <w:proofErr w:type="gramStart"/>
+      <w:r>
+        <w:rPr>
+          <w:sz w:val="28"/>
+          <w:szCs w:val="28"/>
+        </w:rPr>
+        <w:t>Process :</w:t>
+      </w:r>
+      <w:proofErr w:type="gramEnd"/>
+      <w:r>
+        <w:rPr>
+          <w:sz w:val="28"/>
+          <w:szCs w:val="28"/>
+        </w:rPr>
+        <w:t xml:space="preserve"> time taken to execute the code or program in process. </w:t>
+      </w:r>
+    </w:p>
+    <w:p>
+      <w:pPr>
+        <w:rPr>
+          <w:sz w:val="28"/>
+          <w:szCs w:val="28"/>
+        </w:rPr>
+      </w:pPr>
+      <w:proofErr w:type="gramStart"/>
+      <w:r>
+        <w:rPr>
+          <w:sz w:val="28"/>
+          <w:szCs w:val="28"/>
+        </w:rPr>
+        <w:t>Thread :</w:t>
+      </w:r>
+      <w:proofErr w:type="gramEnd"/>
+      <w:r>
+        <w:rPr>
+          <w:sz w:val="28"/>
+          <w:szCs w:val="28"/>
+        </w:rPr>
+        <w:t xml:space="preserve"> small execution of code within process. It is also known as light weighted process. </w:t>
+      </w:r>
+    </w:p>
+    <w:p>
+      <w:pPr>
+        <w:rPr>
+          <w:sz w:val="28"/>
+          <w:szCs w:val="28"/>
+        </w:rPr>
+      </w:pPr>
+    </w:p>
+    <w:p>
+      <w:pPr>
+        <w:rPr>
+          <w:sz w:val="28"/>
+          <w:szCs w:val="28"/>
+        </w:rPr>
+      </w:pPr>
+      <w:r>
+        <w:rPr>
+          <w:sz w:val="28"/>
+          <w:szCs w:val="28"/>
+        </w:rPr>
+        <w:lastRenderedPageBreak/>
+        <w:t xml:space="preserve">By </w:t>
+      </w:r>
+      <w:proofErr w:type="gramStart"/>
+      <w:r>
+        <w:rPr>
+          <w:sz w:val="28"/>
+          <w:szCs w:val="28"/>
+        </w:rPr>
+        <w:t>default</w:t>
+      </w:r>
+      <w:proofErr w:type="gramEnd"/>
+      <w:r>
+        <w:rPr>
+          <w:sz w:val="28"/>
+          <w:szCs w:val="28"/>
+        </w:rPr>
+        <w:t xml:space="preserve"> java is thread base programming language. </w:t>
+      </w:r>
+    </w:p>
+    <w:p>
+      <w:pPr>
+        <w:rPr>
+          <w:sz w:val="28"/>
+          <w:szCs w:val="28"/>
+        </w:rPr>
+      </w:pPr>
+    </w:p>
+    <w:p>
+      <w:pPr>
+        <w:rPr>
+          <w:sz w:val="28"/>
+          <w:szCs w:val="28"/>
+        </w:rPr>
+      </w:pPr>
+      <w:r>
+        <w:rPr>
+          <w:sz w:val="28"/>
+          <w:szCs w:val="28"/>
+        </w:rPr>
+        <w:t xml:space="preserve">Inside a main method always one default thread is running. </w:t>
+      </w:r>
+    </w:p>
+    <w:p>
+      <w:pPr>
+        <w:rPr>
+          <w:sz w:val="28"/>
+          <w:szCs w:val="28"/>
+        </w:rPr>
+      </w:pPr>
+    </w:p>
+    <w:p>
+      <w:pPr>
+        <w:rPr>
+          <w:sz w:val="28"/>
+          <w:szCs w:val="28"/>
+        </w:rPr>
+      </w:pPr>
+      <w:r>
+        <w:rPr>
+          <w:sz w:val="28"/>
+          <w:szCs w:val="28"/>
+        </w:rPr>
+        <w:t xml:space="preserve">Thread t = </w:t>
+      </w:r>
+      <w:proofErr w:type="spellStart"/>
+      <w:r>
+        <w:rPr>
+          <w:sz w:val="28"/>
+          <w:szCs w:val="28"/>
+        </w:rPr>
+        <w:t>Thread.currentThread</w:t>
+      </w:r>
+      <w:proofErr w:type="spellEnd"/>
+      <w:r>
+        <w:rPr>
+          <w:sz w:val="28"/>
+          <w:szCs w:val="28"/>
+        </w:rPr>
+        <w:t>();</w:t>
+      </w:r>
+    </w:p>
+    <w:p>
+      <w:pPr>
+        <w:rPr>
+          <w:sz w:val="28"/>
+          <w:szCs w:val="28"/>
+        </w:rPr>
+      </w:pPr>
+      <w:r>
+        <w:rPr>
+          <w:sz w:val="28"/>
+          <w:szCs w:val="28"/>
+        </w:rPr>
+        <w:t xml:space="preserve">t display default thread details in main method. </w:t>
+      </w:r>
+    </w:p>
+    <w:p>
+      <w:pPr>
+        <w:rPr>
+          <w:sz w:val="28"/>
+          <w:szCs w:val="28"/>
+        </w:rPr>
+      </w:pPr>
+      <w:r>
+        <w:rPr>
+          <w:sz w:val="28"/>
+          <w:szCs w:val="28"/>
+        </w:rPr>
+        <w:t>Thread[#</w:t>
+      </w:r>
+      <w:proofErr w:type="gramStart"/>
+      <w:r>
+        <w:rPr>
+          <w:sz w:val="28"/>
+          <w:szCs w:val="28"/>
+        </w:rPr>
+        <w:t>1,main</w:t>
+      </w:r>
+      <w:proofErr w:type="gramEnd"/>
+      <w:r>
+        <w:rPr>
+          <w:sz w:val="28"/>
+          <w:szCs w:val="28"/>
+        </w:rPr>
+        <w:t>,</w:t>
+      </w:r>
+      <w:proofErr w:type="gramStart"/>
+      <w:r>
+        <w:rPr>
+          <w:sz w:val="28"/>
+          <w:szCs w:val="28"/>
+        </w:rPr>
+        <w:t>5,main</w:t>
+      </w:r>
+      <w:proofErr w:type="gramEnd"/>
+      <w:r>
+        <w:rPr>
+          <w:sz w:val="28"/>
+          <w:szCs w:val="28"/>
+        </w:rPr>
+        <w:t>]</w:t>
+      </w:r>
+    </w:p>
+    <w:p>
+      <w:pPr>
+        <w:rPr>
+          <w:sz w:val="28"/>
+          <w:szCs w:val="28"/>
+        </w:rPr>
+      </w:pPr>
+      <w:r>
+        <w:rPr>
+          <w:sz w:val="28"/>
+          <w:szCs w:val="28"/>
+        </w:rPr>
+        <w:t xml:space="preserve">1 is thread number </w:t>
+      </w:r>
+    </w:p>
+    <w:p>
+      <w:pPr>
+        <w:rPr>
+          <w:sz w:val="28"/>
+          <w:szCs w:val="28"/>
+        </w:rPr>
+      </w:pPr>
+      <w:r>
+        <w:rPr>
+          <w:sz w:val="28"/>
+          <w:szCs w:val="28"/>
+        </w:rPr>
+        <w:t xml:space="preserve">main </w:t>
+      </w:r>
+      <w:r>
+        <w:rPr>
+          <w:sz w:val="28"/>
+          <w:szCs w:val="28"/>
+        </w:rPr>
+        <w:sym w:font="Wingdings" w:char="F0E0"/>
+      </w:r>
+      <w:r>
+        <w:rPr>
+          <w:sz w:val="28"/>
+          <w:szCs w:val="28"/>
+        </w:rPr>
+        <w:t xml:space="preserve"> name of the thread </w:t>
+      </w:r>
+    </w:p>
+    <w:p>
+      <w:pPr>
+        <w:rPr>
+          <w:sz w:val="28"/>
+          <w:szCs w:val="28"/>
+        </w:rPr>
+      </w:pPr>
+      <w:r>
+        <w:rPr>
+          <w:sz w:val="28"/>
+          <w:szCs w:val="28"/>
+        </w:rPr>
+        <w:t xml:space="preserve">5 </w:t>
+      </w:r>
+      <w:r>
+        <w:rPr>
+          <w:sz w:val="28"/>
+          <w:szCs w:val="28"/>
+        </w:rPr>
+        <w:sym w:font="Wingdings" w:char="F0E0"/>
+      </w:r>
+      <w:r>
+        <w:rPr>
+          <w:sz w:val="28"/>
+          <w:szCs w:val="28"/>
+        </w:rPr>
+        <w:t xml:space="preserve">priority of the thread </w:t>
+      </w:r>
+    </w:p>
+    <w:p>
+      <w:pPr>
+        <w:rPr>
+          <w:sz w:val="28"/>
+          <w:szCs w:val="28"/>
+        </w:rPr>
+      </w:pPr>
+      <w:r>
+        <w:rPr>
+          <w:sz w:val="28"/>
+          <w:szCs w:val="28"/>
+        </w:rPr>
+        <w:t xml:space="preserve">main </w:t>
+      </w:r>
+      <w:r>
+        <w:rPr>
+          <w:sz w:val="28"/>
+          <w:szCs w:val="28"/>
+        </w:rPr>
+        <w:sym w:font="Wingdings" w:char="F0E0"/>
+      </w:r>
+      <w:r>
+        <w:rPr>
+          <w:sz w:val="28"/>
+          <w:szCs w:val="28"/>
+        </w:rPr>
+        <w:t xml:space="preserve"> group of the thread </w:t>
+      </w:r>
+    </w:p>
+    <w:p>
+      <w:pPr>
+        <w:rPr>
+          <w:sz w:val="28"/>
+          <w:szCs w:val="28"/>
+        </w:rPr>
+      </w:pPr>
     </w:p>
     <w:p>
       <w:pPr>
@@ -2312,7 +2690,6 @@
   <w:style w:type="character" w:default="1" w:styleId="DefaultParagraphFont">
     <w:name w:val="Default Paragraph Font"/>
     <w:uiPriority w:val="1"/>
-    <w:semiHidden/>
     <w:unhideWhenUsed/>
   </w:style>
   <w:style w:type="table" w:default="1" w:styleId="TableNormal">
